--- a/data/ai_paras/AI_para_78.docx
+++ b/data/ai_paras/AI_para_78.docx
@@ -4,7 +4,7 @@
   <w:body>
     <w:p>
       <w:r>
-        <w:t>Transparency and accuracy in reporting AI-driven training outcomes to stakeholders are essential for maintaining organizational credibility and trust. Accurate reporting allows stakeholders to evaluate the effectiveness of AI initiatives, ensuring that the investments align with strategic objectives (Ref-f681431). Furthermore, transparency in AI-related reporting facilitates informed decision-making, as stakeholders can access clear and concise information about the impact of training programs on employee performance and organizational goals. This transparency also supports compliance with regulatory requirements that increasingly demand detailed disclosures of AI activities and their implications (Ref-f681431). Consequently, organizations must adopt robust reporting frameworks that highlight both successes and challenges, fostering a culture of accountability and continuous improvement.</w:t>
+        <w:t>Artificial intelligence is revolutionizing training programs through the implementation of personalized learning paths that cater to individual employee needs. Utilizing advanced algorithms, AI systems can assess each participant's progress and adapt the curriculum accordingly, thereby optimizing learning outcomes and engagement (Ref-f365386). Moreover, automated feedback systems provide continuous and immediate insights, allowing employees to understand their strengths and areas for improvement without delay. These AI-driven tools not only enhance the learning experience but also enable organizations to gather valuable data on training effectiveness and employee performance, facilitating more informed decision-making processes (Ref-f365386). As private sector organizations increasingly integrate AI into their training initiatives, the potential for improved efficiency and effectiveness becomes apparent, underscoring the transformative impact of these technologies on traditional training methodologies.</w:t>
       </w:r>
     </w:p>
     <w:sectPr>
